--- a/misc/Plots_stats_overview_R.docx
+++ b/misc/Plots_stats_overview_R.docx
@@ -1304,7 +1304,6 @@
       <w:r>
         <w:tab/>
       </w:r>
-      <w:proofErr w:type="gramStart"/>
       <w:r>
         <w:t xml:space="preserve">NRPR </w:t>
       </w:r>
@@ -1312,11 +1311,7 @@
         <w:t xml:space="preserve"> </w:t>
       </w:r>
       <w:r>
-        <w:t>Grain</w:t>
-      </w:r>
-      <w:proofErr w:type="gramEnd"/>
-      <w:r>
-        <w:t xml:space="preserve"> Green and NR grey</w:t>
+        <w:t>Grain Green and NR grey</w:t>
       </w:r>
     </w:p>
     <w:p/>
@@ -1601,7 +1596,6 @@
       </w:r>
     </w:p>
     <w:p>
-      <w:proofErr w:type="gramStart"/>
       <w:r>
         <w:t xml:space="preserve">  </w:t>
       </w:r>
@@ -1610,69 +1604,52 @@
           <w:b/>
           <w:bCs/>
         </w:rPr>
-        <w:t>Significant</w:t>
-      </w:r>
-      <w:proofErr w:type="gramEnd"/>
+        <w:t>Significant differences</w:t>
+      </w:r>
+      <w:r>
+        <w:t xml:space="preserve"> in meal consumption were found between </w:t>
+      </w:r>
       <w:r>
         <w:rPr>
           <w:b/>
           <w:bCs/>
         </w:rPr>
-        <w:t xml:space="preserve"> differences</w:t>
-      </w:r>
-      <w:r>
-        <w:t xml:space="preserve"> in meal consumption were found between </w:t>
+        <w:t>Male Order 2 PR</w:t>
+      </w:r>
+      <w:r>
+        <w:t xml:space="preserve"> and </w:t>
       </w:r>
       <w:r>
         <w:rPr>
           <w:b/>
           <w:bCs/>
         </w:rPr>
-        <w:t>Male Order 2 PR</w:t>
-      </w:r>
-      <w:r>
-        <w:t xml:space="preserve"> and </w:t>
+        <w:t>Male Order 2 NR</w:t>
+      </w:r>
+      <w:r>
+        <w:t xml:space="preserve">, especially during </w:t>
       </w:r>
       <w:r>
         <w:rPr>
           <w:b/>
           <w:bCs/>
         </w:rPr>
-        <w:t>Male Order 2 NR</w:t>
-      </w:r>
-      <w:r>
-        <w:t xml:space="preserve">, especially during </w:t>
+        <w:t>hours 13-15</w:t>
+      </w:r>
+      <w:r>
+        <w:t>.</w:t>
+      </w:r>
+    </w:p>
+    <w:p>
+      <w:r>
+        <w:t xml:space="preserve">  </w:t>
       </w:r>
       <w:r>
         <w:rPr>
           <w:b/>
           <w:bCs/>
         </w:rPr>
-        <w:t>hours 13-15</w:t>
-      </w:r>
-      <w:r>
-        <w:t>.</w:t>
-      </w:r>
-    </w:p>
-    <w:p>
-      <w:proofErr w:type="gramStart"/>
-      <w:r>
-        <w:t xml:space="preserve">  </w:t>
-      </w:r>
-      <w:r>
-        <w:rPr>
-          <w:b/>
-          <w:bCs/>
-        </w:rPr>
-        <w:t>PR</w:t>
-      </w:r>
-      <w:proofErr w:type="gramEnd"/>
-      <w:r>
-        <w:rPr>
-          <w:b/>
-          <w:bCs/>
-        </w:rPr>
-        <w:t xml:space="preserve"> phase</w:t>
+        <w:t>PR phase</w:t>
       </w:r>
       <w:r>
         <w:t xml:space="preserve"> resulted in significantly </w:t>
@@ -2833,6 +2810,9 @@
     <w:p/>
     <w:p>
       <w:r>
+        <w:rPr>
+          <w:noProof/>
+        </w:rPr>
         <w:drawing>
           <wp:inline distT="0" distB="0" distL="0" distR="0" wp14:anchorId="2F9EEB4C" wp14:editId="02956DE8">
             <wp:extent cx="5760411" cy="4989830"/>
@@ -2891,6 +2871,9 @@
     <w:p/>
     <w:p>
       <w:r>
+        <w:rPr>
+          <w:noProof/>
+        </w:rPr>
         <w:drawing>
           <wp:anchor distT="0" distB="0" distL="114300" distR="114300" simplePos="0" relativeHeight="251669504" behindDoc="0" locked="0" layoutInCell="1" allowOverlap="1" wp14:anchorId="4731997C" wp14:editId="245A1D32">
             <wp:simplePos x="0" y="0"/>
@@ -2974,6 +2957,9 @@
     <w:p/>
     <w:p>
       <w:r>
+        <w:rPr>
+          <w:noProof/>
+        </w:rPr>
         <w:drawing>
           <wp:inline distT="0" distB="0" distL="0" distR="0" wp14:anchorId="0C8F9762" wp14:editId="0EB66261">
             <wp:extent cx="5591175" cy="4248150"/>
@@ -3011,6 +2997,9 @@
         </w:drawing>
       </w:r>
       <w:r>
+        <w:rPr>
+          <w:noProof/>
+        </w:rPr>
         <w:drawing>
           <wp:inline distT="0" distB="0" distL="0" distR="0" wp14:anchorId="60EA1629" wp14:editId="5927EFED">
             <wp:extent cx="5760720" cy="3596640"/>
@@ -3051,6 +3040,9 @@
     <w:p/>
     <w:p>
       <w:r>
+        <w:rPr>
+          <w:noProof/>
+        </w:rPr>
         <w:lastRenderedPageBreak/>
         <w:drawing>
           <wp:inline distT="0" distB="0" distL="0" distR="0" wp14:anchorId="72FF7424" wp14:editId="5B23D67A">
@@ -3095,6 +3087,9 @@
         </w:drawing>
       </w:r>
       <w:r>
+        <w:rPr>
+          <w:noProof/>
+        </w:rPr>
         <w:drawing>
           <wp:inline distT="0" distB="0" distL="0" distR="0" wp14:anchorId="39AD1B1A" wp14:editId="746AC73E">
             <wp:extent cx="5495925" cy="3933825"/>
@@ -3137,6 +3132,9 @@
     <w:p/>
     <w:p>
       <w:r>
+        <w:rPr>
+          <w:noProof/>
+        </w:rPr>
         <w:drawing>
           <wp:anchor distT="0" distB="0" distL="114300" distR="114300" simplePos="0" relativeHeight="251670528" behindDoc="0" locked="0" layoutInCell="1" allowOverlap="1" wp14:anchorId="54F75D34" wp14:editId="632CC8AE">
             <wp:simplePos x="0" y="0"/>
@@ -3224,6 +3222,9 @@
     <w:p/>
     <w:p>
       <w:r>
+        <w:rPr>
+          <w:noProof/>
+        </w:rPr>
         <w:lastRenderedPageBreak/>
         <w:drawing>
           <wp:anchor distT="0" distB="0" distL="114300" distR="114300" simplePos="0" relativeHeight="251671552" behindDoc="0" locked="0" layoutInCell="1" allowOverlap="1" wp14:anchorId="0A69664A" wp14:editId="12D6F581">
@@ -3308,6 +3309,9 @@
     </w:p>
     <w:p>
       <w:r>
+        <w:rPr>
+          <w:noProof/>
+        </w:rPr>
         <w:drawing>
           <wp:inline distT="0" distB="0" distL="0" distR="0" wp14:anchorId="1D7F456C" wp14:editId="68841727">
             <wp:extent cx="4667250" cy="3546156"/>
@@ -3361,6 +3365,9 @@
     <w:p/>
     <w:p>
       <w:r>
+        <w:rPr>
+          <w:noProof/>
+        </w:rPr>
         <w:drawing>
           <wp:inline distT="0" distB="0" distL="0" distR="0" wp14:anchorId="7F09E750" wp14:editId="10396363">
             <wp:extent cx="5760720" cy="6049010"/>
@@ -3399,6 +3406,91 @@
       </w:r>
     </w:p>
     <w:p/>
+    <w:p/>
+    <w:p/>
+    <w:p/>
+    <w:p/>
+    <w:p/>
+    <w:p>
+      <w:r>
+        <w:lastRenderedPageBreak/>
+        <w:drawing>
+          <wp:inline distT="0" distB="0" distL="0" distR="0" wp14:anchorId="09E33F15" wp14:editId="1AD95380">
+            <wp:extent cx="5760720" cy="3745865"/>
+            <wp:effectExtent l="0" t="0" r="0" b="6985"/>
+            <wp:docPr id="1340077735" name="Picture 1" descr="A graph of a cluster size distribution&#10;&#10;Description automatically generated"/>
+            <wp:cNvGraphicFramePr>
+              <a:graphicFrameLocks xmlns:a="http://schemas.openxmlformats.org/drawingml/2006/main" noChangeAspect="1"/>
+            </wp:cNvGraphicFramePr>
+            <a:graphic xmlns:a="http://schemas.openxmlformats.org/drawingml/2006/main">
+              <a:graphicData uri="http://schemas.openxmlformats.org/drawingml/2006/picture">
+                <pic:pic xmlns:pic="http://schemas.openxmlformats.org/drawingml/2006/picture">
+                  <pic:nvPicPr>
+                    <pic:cNvPr id="1340077735" name="Picture 1" descr="A graph of a cluster size distribution&#10;&#10;Description automatically generated"/>
+                    <pic:cNvPicPr/>
+                  </pic:nvPicPr>
+                  <pic:blipFill>
+                    <a:blip r:embed="rId63"/>
+                    <a:stretch>
+                      <a:fillRect/>
+                    </a:stretch>
+                  </pic:blipFill>
+                  <pic:spPr>
+                    <a:xfrm>
+                      <a:off x="0" y="0"/>
+                      <a:ext cx="5760720" cy="3745865"/>
+                    </a:xfrm>
+                    <a:prstGeom prst="rect">
+                      <a:avLst/>
+                    </a:prstGeom>
+                  </pic:spPr>
+                </pic:pic>
+              </a:graphicData>
+            </a:graphic>
+          </wp:inline>
+        </w:drawing>
+      </w:r>
+    </w:p>
+    <w:p/>
+    <w:p>
+      <w:r>
+        <w:drawing>
+          <wp:inline distT="0" distB="0" distL="0" distR="0" wp14:anchorId="02AFEEC6" wp14:editId="3267CEE3">
+            <wp:extent cx="5724525" cy="4476750"/>
+            <wp:effectExtent l="0" t="0" r="9525" b="0"/>
+            <wp:docPr id="1931937869" name="Picture 1"/>
+            <wp:cNvGraphicFramePr>
+              <a:graphicFrameLocks xmlns:a="http://schemas.openxmlformats.org/drawingml/2006/main" noChangeAspect="1"/>
+            </wp:cNvGraphicFramePr>
+            <a:graphic xmlns:a="http://schemas.openxmlformats.org/drawingml/2006/main">
+              <a:graphicData uri="http://schemas.openxmlformats.org/drawingml/2006/picture">
+                <pic:pic xmlns:pic="http://schemas.openxmlformats.org/drawingml/2006/picture">
+                  <pic:nvPicPr>
+                    <pic:cNvPr id="1931937869" name=""/>
+                    <pic:cNvPicPr/>
+                  </pic:nvPicPr>
+                  <pic:blipFill>
+                    <a:blip r:embed="rId53"/>
+                    <a:stretch>
+                      <a:fillRect/>
+                    </a:stretch>
+                  </pic:blipFill>
+                  <pic:spPr>
+                    <a:xfrm>
+                      <a:off x="0" y="0"/>
+                      <a:ext cx="5724525" cy="4476750"/>
+                    </a:xfrm>
+                    <a:prstGeom prst="rect">
+                      <a:avLst/>
+                    </a:prstGeom>
+                  </pic:spPr>
+                </pic:pic>
+              </a:graphicData>
+            </a:graphic>
+          </wp:inline>
+        </w:drawing>
+      </w:r>
+    </w:p>
     <w:sectPr>
       <w:pgSz w:w="11906" w:h="16838"/>
       <w:pgMar w:top="1417" w:right="1417" w:bottom="1417" w:left="1417" w:header="708" w:footer="708" w:gutter="0"/>
@@ -4321,6 +4413,7 @@
   <w:style w:type="character" w:default="1" w:styleId="DefaultParagraphFont">
     <w:name w:val="Default Paragraph Font"/>
     <w:uiPriority w:val="1"/>
+    <w:semiHidden/>
     <w:unhideWhenUsed/>
   </w:style>
   <w:style w:type="table" w:default="1" w:styleId="TableNormal">
